--- a/state-vignettes/missouri_highway_report.docx
+++ b/state-vignettes/missouri_highway_report.docx
@@ -10,57 +10,57 @@
         <w:rPr>
           <w:color w:val="FF5500"/>
         </w:rPr>
-        <w:t>Missouri Ranks 9th in the Nation in Highway Performance and Cost-Effectiveness</w:t>
+        <w:t>Missouri Ranks 13th in the Nation in Highway Performance and Cost-Effectiveness</w:t>
       </w:r>
     </w:p>
     <w:p>
       <w:r>
-        <w:t>Missouri’s highway system ranks 9th in the nation in overall cost-effectiveness and condition.</w:t>
+        <w:t>Missouri’s highway system ranks 13th in the nation in overall cost-effectiveness and condition.</w:t>
       </w:r>
     </w:p>
     <w:p>
       <w:r>
-        <w:t>According to the Annual Highway Report by Reason Foundation, this ranking is the same as last year’s.</w:t>
+        <w:t>According to the Annual Highway Report by Reason Foundation, this is a change from the state's previous rankings.</w:t>
       </w:r>
     </w:p>
     <w:p>
       <w:r>
-        <w:t>In safety and condition categories, Missouri’s highways rank 27th in urban Interstate pavement condition, 23rd in rural Interstate pavement condition, 22nd in urban arterial pavement condition, 13th in rural arterial pavement condition, 40th in structurally deficient bridges, 30th in urban fatality rate, and 15th in rural fatality rate.</w:t>
+        <w:t>In safety and condition categories, Missouri’s highways rank 28th in urban Interstate pavement condition, 32nd in rural Interstate pavement condition, 22nd in urban arterial pavement condition, 14th in rural arterial pavement condition, 39th in structurally deficient bridges, 31st in urban fatality rate, and 25th in rural fatality rate.</w:t>
       </w:r>
     </w:p>
     <w:p>
       <w:r>
-        <w:t>Missouri ranks 26th out of the 50 states in traffic congestion, and its drivers spend 21.61 hours a year stuck in traffic congestion.</w:t>
+        <w:t>Missouri ranks 23rd out of the 50 states in traffic congestion, and its drivers spend 22.02 hours a year stuck in traffic congestion.</w:t>
       </w:r>
     </w:p>
     <w:p>
       <w:r>
-        <w:t>In spending and cost-effectiveness, Missouri ranks 3rd in capital and bridge disbursements, which are the costs of building new roads and bridges and widening existing ones. Missouri ranks 10th in maintenance spending, such as the costs of repaving roads and filling in potholes. Missouri’s administrative disbursements, including office spending that doesn’t make its way to roads, rank 5th nationwide.</w:t>
+        <w:t>In spending and cost-effectiveness, Missouri ranks 4th in capital and bridge disbursements, which are the costs of building new roads and bridges and widening existing ones. Missouri ranks 11th in maintenance spending, such as the costs of repaving roads and filling in potholes. Missouri’s administrative disbursements, including office spending that doesn’t make its way to roads, rank 4th nationwide.</w:t>
       </w:r>
     </w:p>
     <w:p>
       <w:r>
-        <w:t>Compared to last year, Missouri has the following notable changes in rankings: Rural Fatality Rate improved by 11 points, from 26 to 15; Rural Interstate Pavement Condition worsened by 5.0 points, from 18 to 23; Urbanized Area Congestion worsened by 6 points, from 20 to 26.</w:t>
+        <w:t>Compared to last year, Missouri has the following notable changes in rankings: Rural Interstate Pavement Condition worsened by 9.0 points, from 23 to 32; Rural Fatality Rate worsened by 10 points, from 15 to 25; Other Fatality Rate improved by 7 points, from 16 to 9.</w:t>
       </w:r>
     </w:p>
     <w:p>
       <w:r>
-        <w:t>Compared to neighboring and nearby states, Missouri’s overall highway performance is better than Illinois (37th), Iowa (35th), Nebraska (29th), and Kentucky (15th).</w:t>
+        <w:t>Compared to neighboring and nearby states, Missouri’s overall highway performance is better than Illinois (37th), Iowa (34th), and Nebraska (21st); worse than Kentucky (11th).</w:t>
       </w:r>
     </w:p>
     <w:p>
       <w:r>
-        <w:t>Comparing its overall performance to similarly populated states, Missouri ranks better than Indiana (18th) and Maryland (34th).</w:t>
+        <w:t>Comparing its overall performance to similarly populated states, Missouri ranks better than Indiana (24th) and Maryland (36th).</w:t>
       </w:r>
     </w:p>
     <w:p>
       <w:r>
-        <w:t>Missouri’s highway system ranks 9th out of 50 states overall this year, the same ranking as last year.</w:t>
+        <w:t>Missouri’s highway system ranks 13th out of 50 states overall this year, compared to 9th last year.</w:t>
       </w:r>
     </w:p>
     <w:p>
       <w:r>
-        <w:t>“In terms of improving in the road condition and performance categories, Missouri should focus on reducing Structurally Deficient Bridges and Urban Fatality Rate. Missouri’s rank of 40th in Structurally Deficient Bridges makes it one of the worst in the nation for this safety metric,” said Baruch Feigenbaum, lead author of the 29th Annual Highway Report and senior managing director of transportation policy at Reason Foundation.</w:t>
+        <w:t>“Missouri should focus on reducing Structurally Deficient Bridges and Rural Interstate Pavement Condition, its two weakest metrics,” said Baruch Feigenbaum, lead author of the 30th Annual Highway Report and senior managing director of transportation policy at Reason Foundation.</w:t>
       </w:r>
     </w:p>
     <w:p>
@@ -70,7 +70,7 @@
           <w:color w:val="FF5500"/>
           <w:sz w:val="28"/>
         </w:rPr>
-        <w:t>MISSOURI’S RANKINGS IN THE 29TH ANNUAL HIGHWAY REPORT</w:t>
+        <w:t>MISSOURI’S RANKINGS IN THE 30TH ANNUAL HIGHWAY REPORT</w:t>
       </w:r>
     </w:p>
     <w:tbl>
@@ -148,7 +148,7 @@
               <w:rPr>
                 <w:sz w:val="20"/>
               </w:rPr>
-              <w:t>9</w:t>
+              <w:t>13</w:t>
             </w:r>
           </w:p>
         </w:tc>
@@ -179,7 +179,7 @@
               <w:rPr>
                 <w:sz w:val="20"/>
               </w:rPr>
-              <w:t>3</w:t>
+              <w:t>4</w:t>
             </w:r>
           </w:p>
         </w:tc>
@@ -212,7 +212,7 @@
               <w:rPr>
                 <w:sz w:val="20"/>
               </w:rPr>
-              <w:t>10</w:t>
+              <w:t>11</w:t>
             </w:r>
           </w:p>
         </w:tc>
@@ -243,7 +243,7 @@
               <w:rPr>
                 <w:sz w:val="20"/>
               </w:rPr>
-              <w:t>5</w:t>
+              <w:t>4</w:t>
             </w:r>
           </w:p>
         </w:tc>
@@ -276,7 +276,7 @@
               <w:rPr>
                 <w:sz w:val="20"/>
               </w:rPr>
-              <w:t>27</w:t>
+              <w:t>31</w:t>
             </w:r>
           </w:p>
         </w:tc>
@@ -307,7 +307,7 @@
               <w:rPr>
                 <w:sz w:val="20"/>
               </w:rPr>
-              <w:t>23</w:t>
+              <w:t>32</w:t>
             </w:r>
           </w:p>
         </w:tc>
@@ -340,7 +340,7 @@
               <w:rPr>
                 <w:sz w:val="20"/>
               </w:rPr>
-              <w:t>13</w:t>
+              <w:t>14</w:t>
             </w:r>
           </w:p>
         </w:tc>
@@ -371,7 +371,7 @@
               <w:rPr>
                 <w:sz w:val="20"/>
               </w:rPr>
-              <w:t>27</w:t>
+              <w:t>28</w:t>
             </w:r>
           </w:p>
         </w:tc>
@@ -435,7 +435,7 @@
               <w:rPr>
                 <w:sz w:val="20"/>
               </w:rPr>
-              <w:t>26</w:t>
+              <w:t>23</w:t>
             </w:r>
           </w:p>
         </w:tc>
@@ -468,7 +468,7 @@
               <w:rPr>
                 <w:sz w:val="20"/>
               </w:rPr>
-              <w:t>40</w:t>
+              <w:t>39</w:t>
             </w:r>
           </w:p>
         </w:tc>
@@ -499,7 +499,7 @@
               <w:rPr>
                 <w:sz w:val="20"/>
               </w:rPr>
-              <w:t>15</w:t>
+              <w:t>25</w:t>
             </w:r>
           </w:p>
         </w:tc>
@@ -532,7 +532,7 @@
               <w:rPr>
                 <w:sz w:val="20"/>
               </w:rPr>
-              <w:t>30</w:t>
+              <w:t>31</w:t>
             </w:r>
           </w:p>
         </w:tc>
@@ -563,7 +563,7 @@
               <w:rPr>
                 <w:sz w:val="20"/>
               </w:rPr>
-              <w:t>16</w:t>
+              <w:t>9</w:t>
             </w:r>
           </w:p>
         </w:tc>
@@ -572,12 +572,12 @@
     <w:p>
       <w:r>
         <w:br/>
-        <w:t>Reason Foundation’s 29th Annual Highway Report measures the condition and cost- effectiveness of state-controlled highways in 13 categories, including pavement and bridge conditions, traffic fatalities, and spending. In the performance categories, ranking first implies the state has the best or lowest fatality rate and its road pavement is in the best condition. A ranking of 50th in performance categories means the state has the worst fatality rates or pavement conditions. In simplified terms, in the cost-effectiveness categories, a rank of 50 means the state spends more money, and a first-place ranking means the state spends less money than other states in that category.</w:t>
+        <w:t>Reason Foundation’s 30th Annual Highway Report measures the condition and cost-effectiveness of state-controlled highways in 13 categories, including pavement and bridge conditions, traffic fatalities, and spending. In the performance categories, ranking first implies the state has the best or lowest fatality rate and its road pavement is in the best condition. A ranking of 50th in performance categories means the state has the worst fatality rates or pavement conditions. In simplified terms, in the cost-effectiveness categories, a rank of 50 means the state spends more money, and a first-place ranking means the state spends less money than other states in that category.</w:t>
       </w:r>
     </w:p>
     <w:p>
       <w:r>
-        <w:t>The report’s data are primarily information each state directly reported to the Federal Highway Administration for 2023. Better Roads and Bridges provides the deficient bridge data, and INRIX.com provides the traffic congestion data.</w:t>
+        <w:t>The report’s data are primarily information each state directly reported to the Federal Highway Administration for 2024. Better Roads and Bridges provides the deficient bridge data, and INRIX.com provides the traffic congestion data.</w:t>
       </w:r>
     </w:p>
     <w:sectPr>
